--- a/ky/wisdom-stories/three-statues.docx
+++ b/ky/wisdom-stories/three-statues.docx
@@ -129,7 +129,7 @@
           <w:sz w:val="22"/>
           <w:lang w:val="ky-KG"/>
         </w:rPr>
-        <w:t>Өкүмдар айкелдерди жөнөткөн коңшусуна мындай жооп жаздырат:</w:t>
+        <w:t>Өкүмдар айкелдерди жөнөткөн коңшусуна мындай жооп жаздырып жөнөтөт:</w:t>
       </w:r>
     </w:p>
     <w:p>
@@ -243,7 +243,7 @@
           <w:sz w:val="22"/>
           <w:lang w:val="ky-KG"/>
         </w:rPr>
-        <w:t xml:space="preserve">Сабак: </w:t>
+        <w:t>Сабак: Тилди тийиштүү жерде кармай билүү да акылмандык. Сырды сактап, керектүү сөздү керектүү жерде айткан адамдын баркы бийик.</w:t>
       </w:r>
       <w:r>
         <w:rPr>
@@ -252,7 +252,6 @@
           <w:sz w:val="22"/>
           <w:lang w:val="ky-KG"/>
         </w:rPr>
-        <w:t>Укканыңды туш келди чача бербе. Сырды сактап, керектүү сөздү керектүү жерде айткан адамдын баркы бийик.</w:t>
       </w:r>
     </w:p>
     <w:p>
@@ -272,7 +271,7 @@
           <w:sz w:val="18"/>
           <w:lang w:val="ky-KG"/>
         </w:rPr>
-        <w:t>Окуя ачык интернет булактарынан алынды.</w:t>
+        <w:t>Аңгемелер ачык интернет булактарынан алынган, иллюстрациялар болсо ЖИ менен түзүлгөн.</w:t>
       </w:r>
     </w:p>
     <w:sectPr>

--- a/ky/wisdom-stories/three-statues.docx
+++ b/ky/wisdom-stories/three-statues.docx
@@ -3,277 +3,114 @@
 <w:document xmlns:wpc="http://schemas.microsoft.com/office/word/2010/wordprocessingCanvas" xmlns:cx="http://schemas.microsoft.com/office/drawing/2014/chartex" xmlns:cx1="http://schemas.microsoft.com/office/drawing/2015/9/8/chartex" xmlns:cx2="http://schemas.microsoft.com/office/drawing/2015/10/21/chartex" xmlns:cx3="http://schemas.microsoft.com/office/drawing/2016/5/9/chartex" xmlns:cx4="http://schemas.microsoft.com/office/drawing/2016/5/10/chartex" xmlns:cx5="http://schemas.microsoft.com/office/drawing/2016/5/11/chartex" xmlns:cx6="http://schemas.microsoft.com/office/drawing/2016/5/12/chartex" xmlns:cx7="http://schemas.microsoft.com/office/drawing/2016/5/13/chartex" xmlns:cx8="http://schemas.microsoft.com/office/drawing/2016/5/14/chartex" xmlns:mc="http://schemas.openxmlformats.org/markup-compatibility/2006" xmlns:aink="http://schemas.microsoft.com/office/drawing/2016/ink" xmlns:am3d="http://schemas.microsoft.com/office/drawing/2017/model3d" xmlns:o="urn:schemas-microsoft-com:office:office" xmlns:oel="http://schemas.microsoft.com/office/2019/extlst" xmlns:r="http://schemas.openxmlformats.org/officeDocument/2006/relationships" xmlns:m="http://schemas.openxmlformats.org/officeDocument/2006/math" xmlns:v="urn:schemas-microsoft-com:vml" xmlns:wp14="http://schemas.microsoft.com/office/word/2010/wordprocessingDrawing" xmlns:wp="http://schemas.openxmlformats.org/drawingml/2006/wordprocessingDrawing" xmlns:w10="urn:schemas-microsoft-com:office:word" xmlns:w="http://schemas.openxmlformats.org/wordprocessingml/2006/main" xmlns:w14="http://schemas.microsoft.com/office/word/2010/wordml" xmlns:w15="http://schemas.microsoft.com/office/word/2012/wordml" xmlns:w16cex="http://schemas.microsoft.com/office/word/2018/wordml/cex" xmlns:w16cid="http://schemas.microsoft.com/office/word/2016/wordml/cid" xmlns:w16="http://schemas.microsoft.com/office/word/2018/wordml" xmlns:w16du="http://schemas.microsoft.com/office/word/2023/wordml/word16du" xmlns:w16sdtdh="http://schemas.microsoft.com/office/word/2020/wordml/sdtdatahash" xmlns:w16sdtfl="http://schemas.microsoft.com/office/word/2024/wordml/sdtformatlock" xmlns:w16se="http://schemas.microsoft.com/office/word/2015/wordml/symex" xmlns:wpg="http://schemas.microsoft.com/office/word/2010/wordprocessingGroup" xmlns:wpi="http://schemas.microsoft.com/office/word/2010/wordprocessingInk" xmlns:wne="http://schemas.microsoft.com/office/word/2006/wordml" xmlns:wps="http://schemas.microsoft.com/office/word/2010/wordprocessingShape" mc:Ignorable="w14 w15 w16se w16cid w16 w16cex w16sdtdh w16sdtfl w16du wp14">
   <w:body>
     <w:p>
-      <w:pPr>
-        <w:pStyle w:val="Title"/>
-        <w:keepNext/>
-        <w:keepLines w:val="0"/>
-        <w:pageBreakBefore w:val="0"/>
-        <w:widowControl/>
-        <w:spacing w:line="269" w:lineRule="auto" w:after="180" w:before="0"/>
-      </w:pPr>
-      <w:bookmarkStart w:id="10202" w:name="Story_203"/>
       <w:r>
         <w:rPr>
-          <w:rFonts w:ascii="Arial" w:hAnsi="Arial"/>
           <w:b/>
-          <w:color w:val="000000"/>
-          <w:sz w:val="34"/>
-          <w:lang w:val="ky-KG"/>
+          <w:bCs/>
         </w:rPr>
         <w:t>Үч айкел</w:t>
       </w:r>
-      <w:bookmarkEnd w:id="10202"/>
-    </w:p>
-    <w:p>
-      <w:pPr>
-        <w:keepNext w:val="0"/>
-        <w:keepLines w:val="0"/>
-        <w:pageBreakBefore w:val="0"/>
-        <w:widowControl/>
-        <w:spacing w:line="269" w:lineRule="auto" w:after="120" w:before="0"/>
-      </w:pPr>
+    </w:p>
+    <w:p>
+      <w:r>
+        <w:t>Коңшу эки өлкөнүн өкүмдарлары жакын дос болушкан. Бир күнү алардын бири досуна туулган күнүнө белек жиберүүнү чечти. Өлкөсүнүн эң чебер айкелчисин чакырып, бийиктиги бир карыштай, сыртынан бири-бирине куюп койгондой окшош үч алтын айкел жасоону тапшырды. Бирок алардын өкүмдар менен уста гана билген жашыруун айырмасы болушу керек эле.</w:t>
+      </w:r>
+    </w:p>
+    <w:p>
+      <w:r>
+        <w:t>Айкелдер даяр болгондо, коңшу өкүмдарга кат менен кошо жөнөтүлдү:</w:t>
+      </w:r>
+    </w:p>
+    <w:p>
+      <w:r>
+        <w:t>«Туулган күнүңүзгө ушул үч алтын айкелди белек кылам. Бир караганда үчөө тең бирдей көрүнөт. Бирок алардын бири калган экөөнөн баалуу. Кайсынысы экенин тапканда мага кабар бериңиз».</w:t>
+      </w:r>
+    </w:p>
+    <w:p>
+      <w:r>
+        <w:t>Белекти алган өкүмдар адегенде айкелдерди таразага тарттырды. Үчөөнүн тең салмагы бирдей чыкты. Өлчөп, ар тарабынан карап чыгышты, бирок эч кандай айырма табылган жок.</w:t>
+      </w:r>
+    </w:p>
+    <w:p>
+      <w:r>
+        <w:t>Өкүмдар өнөрдү түшүнгөн адамдарды сарайына чакырды. Баары айкелдерди кылдат карап чыгышты. Күндөр өттү, бирок сыр ачылган жок.</w:t>
+      </w:r>
+    </w:p>
+    <w:p>
+      <w:r>
+        <w:t>Акыры өкүмдарга бул табышмакты чече ала турган бир киши бар экенин айтышты. Аны сарайга алып келишти.</w:t>
+      </w:r>
+    </w:p>
+    <w:p>
+      <w:r>
+        <w:t>Ал айкелдерди жакшылап карап, ичке зым сурады. Зымды биринчи айкелдин кулагына киргизди. Ал экинчи кулагынан чыкты.</w:t>
+      </w:r>
+    </w:p>
+    <w:p>
+      <w:r>
+        <w:t>Экинчи айкелдин кулагына киргизген зым оозунан чыкты.</w:t>
+      </w:r>
+    </w:p>
+    <w:p>
+      <w:r>
+        <w:t>Ал эми үчүнчү айкелдин кулагына киргизгенде, зым ичинде калып, эч жеринен чыккан жок.</w:t>
+      </w:r>
+    </w:p>
+    <w:p>
+      <w:r>
+        <w:t>Ошентип, айкелдердин сыры ачылды. Өкүмдар досуна мындай жооп жөнөттү:</w:t>
+      </w:r>
+    </w:p>
+    <w:p>
+      <w:r>
+        <w:t>«Бул үч айкел үч түрдүү адамды билдирет.</w:t>
+      </w:r>
+    </w:p>
+    <w:p>
+      <w:r>
+        <w:t>Биринчиси укканын бир кулагынан киргизип, экинчисинен чыгарат.</w:t>
+      </w:r>
+    </w:p>
+    <w:p>
+      <w:r>
+        <w:t>Экинчиси укканынын баарын ойлонбой айтып салат.</w:t>
+      </w:r>
+    </w:p>
+    <w:p>
+      <w:r>
+        <w:t>Үчүнчүсү укканын жүрөгүндө сактап, качан унчукпай турууну, качан сүйлөөнү билет.</w:t>
+      </w:r>
+    </w:p>
+    <w:p>
+      <w:r>
+        <w:t>Эң баалуусу — үчүнчү айкел. Анткени ал уга билген, ишенимди актаган жана сөзүн орду менен айткан адамды билдирет.</w:t>
+      </w:r>
+    </w:p>
+    <w:p>
+      <w:r>
+        <w:t>Мааниси терең белегиңиз үчүн рахмат».</w:t>
+      </w:r>
+    </w:p>
+    <w:p>
       <w:r>
         <w:rPr>
-          <w:rFonts w:ascii="Arial" w:eastAsia="Arial" w:hAnsi="Arial"/>
-          <w:color w:val="000000"/>
-          <w:sz w:val="22"/>
-          <w:lang w:val="ky-KG"/>
+          <w:b/>
+          <w:bCs/>
         </w:rPr>
-        <w:t>Коңшулаш эки өлкөнүн өкүмдарлары жакшы дос эле. Бир күнү алардын бири экинчисине туулган күнүнө белек жөнөтүүнү чечет. Өлкөсүнүн эң мыкты айкелчисин алдына чакырып, ага алтындан бир карыш бийиктиктеги, бири-бирине куюп койгондой окшош үч айкел жасоону тапшырат. Бирок айкелдердин ортосунда өкүмдар менен айкелчи гана билген бир айырма болмок.</w:t>
-      </w:r>
-    </w:p>
-    <w:p>
-      <w:pPr>
-        <w:keepNext w:val="0"/>
-        <w:keepLines w:val="0"/>
-        <w:pageBreakBefore w:val="0"/>
-        <w:widowControl/>
-        <w:spacing w:line="269" w:lineRule="auto" w:after="120" w:before="0"/>
-      </w:pPr>
+        <w:lastRenderedPageBreak/>
+        <w:t>Сабак: Акылмандык уга билүүдө гана эмес, укканыңа кандай мамиле кылууда да көрүнөт. Сага ишенип айтылганды сакта, сүйлөрдөн мурун ойлон, сөзүңдү орду менен, өз убагында айт.</w:t>
+      </w:r>
+    </w:p>
+    <w:p>
       <w:r>
         <w:rPr>
-          <w:rFonts w:ascii="Arial" w:eastAsia="Arial" w:hAnsi="Arial"/>
-          <w:color w:val="000000"/>
-          <w:sz w:val="22"/>
-          <w:lang w:val="ky-KG"/>
+          <w:i/>
+          <w:iCs/>
         </w:rPr>
-        <w:t>Айкелдер даяр болуп, туулган күнүндө коңшу өкүмдарга жөнөтүлөт. Белекке кошулган катта мындай деп жазылган эле: «Туулган күнүңүз менен ушул үч алтын айкел аркылуу куттуктайм. Бир караганда айкелдер бири-биринен айырмасы жоктой көрүнүшү мүмкүн. Бирок алардын бири калган экөөнөн баалуураак. Ошол айкелди тапканыңызда мага кабар бериңиз».</w:t>
-      </w:r>
-    </w:p>
-    <w:p>
-      <w:pPr>
-        <w:keepNext w:val="0"/>
-        <w:keepLines w:val="0"/>
-        <w:pageBreakBefore w:val="0"/>
-        <w:widowControl/>
-        <w:spacing w:line="269" w:lineRule="auto" w:after="120" w:before="0"/>
-      </w:pPr>
-      <w:r>
-        <w:rPr>
-          <w:rFonts w:ascii="Arial" w:eastAsia="Arial" w:hAnsi="Arial"/>
-          <w:color w:val="000000"/>
-          <w:sz w:val="22"/>
-          <w:lang w:val="ky-KG"/>
-        </w:rPr>
-        <w:t>Белекти алган өкүмдар адегенде айкелдерди таразага тарттырат. Алардын салмагы граммына чейин бирдей экени аныкталат. Башка да текшерүүлөр жүргүзүлөт, бирок жыйынтык чыкпайт.</w:t>
-      </w:r>
-    </w:p>
-    <w:p>
-      <w:pPr>
-        <w:keepNext w:val="0"/>
-        <w:keepLines w:val="0"/>
-        <w:pageBreakBefore w:val="0"/>
-        <w:widowControl/>
-        <w:spacing w:line="269" w:lineRule="auto" w:after="120" w:before="0"/>
-      </w:pPr>
-      <w:r>
-        <w:rPr>
-          <w:rFonts w:ascii="Arial" w:eastAsia="Arial" w:hAnsi="Arial"/>
-          <w:color w:val="000000"/>
-          <w:sz w:val="22"/>
-          <w:lang w:val="ky-KG"/>
-        </w:rPr>
-        <w:t>Өкүмдар өлкөсүндөгү өнөрдү түшүнгөн адамдардын баарын сарайына чакыртат. Ар ким айкелдерди кылдат изилдейт, бирок айырмасын таба албайт. Күндөр өтүп, айла табылбайт.</w:t>
-      </w:r>
-    </w:p>
-    <w:p>
-      <w:pPr>
-        <w:keepNext w:val="0"/>
-        <w:keepLines w:val="0"/>
-        <w:pageBreakBefore w:val="0"/>
-        <w:widowControl/>
-        <w:spacing w:line="269" w:lineRule="auto" w:after="120" w:before="0"/>
-      </w:pPr>
-      <w:r>
-        <w:rPr>
-          <w:rFonts w:ascii="Arial" w:eastAsia="Arial" w:hAnsi="Arial"/>
-          <w:color w:val="000000"/>
-          <w:sz w:val="22"/>
-          <w:lang w:val="ky-KG"/>
-        </w:rPr>
-        <w:t>Акыры бир күнү өкүмдарга бул табышмакты чече турган адам бар экенин кабарлашат. Аны дароо таап, сарайга алып келишет. Ал айкелдерди кылдат карап чыгып, ичке зым алып келүүнү суранат. Зымды биринчи айкелдин кулагына салса, экинчи кулагынан чыгат. Экинчи айкелдин кулагына салса, оозунан чыгат. Акыры үчүнчү айкелдин кулагына салганда, зым ичинде туруп калат. Ошентип, айкелдердин айырмасы билинет.</w:t>
-      </w:r>
-    </w:p>
-    <w:p>
-      <w:pPr>
-        <w:keepNext w:val="0"/>
-        <w:keepLines w:val="0"/>
-        <w:pageBreakBefore w:val="0"/>
-        <w:widowControl/>
-        <w:spacing w:line="269" w:lineRule="auto" w:after="120" w:before="0"/>
-      </w:pPr>
-      <w:r>
-        <w:rPr>
-          <w:rFonts w:ascii="Arial" w:eastAsia="Arial" w:hAnsi="Arial"/>
-          <w:color w:val="000000"/>
-          <w:sz w:val="22"/>
-          <w:lang w:val="ky-KG"/>
-        </w:rPr>
-        <w:t>Өкүмдар айкелдерди жөнөткөн коңшусуна мындай жооп жаздырып жөнөтөт:</w:t>
-      </w:r>
-    </w:p>
-    <w:p>
-      <w:pPr>
-        <w:keepNext w:val="0"/>
-        <w:keepLines w:val="0"/>
-        <w:pageBreakBefore w:val="0"/>
-        <w:widowControl/>
-        <w:spacing w:line="269" w:lineRule="auto" w:after="120" w:before="0"/>
-      </w:pPr>
-      <w:r>
-        <w:rPr>
-          <w:rFonts w:ascii="Arial" w:eastAsia="Arial" w:hAnsi="Arial"/>
-          <w:color w:val="000000"/>
-          <w:sz w:val="22"/>
-          <w:lang w:val="ky-KG"/>
-        </w:rPr>
-        <w:t>«Бул үч айкел үч башка адамдын түрүн туюнтат. Укканын:</w:t>
-      </w:r>
-    </w:p>
-    <w:p>
-      <w:pPr>
-        <w:keepNext w:val="0"/>
-        <w:keepLines w:val="0"/>
-        <w:pageBreakBefore w:val="0"/>
-        <w:widowControl/>
-        <w:spacing w:line="269" w:lineRule="auto" w:after="120" w:before="0"/>
-      </w:pPr>
-      <w:r>
-        <w:rPr>
-          <w:rFonts w:ascii="Arial" w:eastAsia="Arial" w:hAnsi="Arial"/>
-          <w:color w:val="000000"/>
-          <w:sz w:val="22"/>
-          <w:lang w:val="ky-KG"/>
-        </w:rPr>
-        <w:t>— бир кулагынан киргизип, экинчисинен чыгарган;</w:t>
-      </w:r>
-    </w:p>
-    <w:p>
-      <w:pPr>
-        <w:keepNext w:val="0"/>
-        <w:keepLines w:val="0"/>
-        <w:pageBreakBefore w:val="0"/>
-        <w:widowControl/>
-        <w:spacing w:line="269" w:lineRule="auto" w:after="120" w:before="0"/>
-      </w:pPr>
-      <w:r>
-        <w:rPr>
-          <w:rFonts w:ascii="Arial" w:eastAsia="Arial" w:hAnsi="Arial"/>
-          <w:color w:val="000000"/>
-          <w:sz w:val="22"/>
-          <w:lang w:val="ky-KG"/>
-        </w:rPr>
-        <w:t>— ошол замат оозунан чыгарып жиберген;</w:t>
-      </w:r>
-    </w:p>
-    <w:p>
-      <w:pPr>
-        <w:keepNext w:val="0"/>
-        <w:keepLines w:val="0"/>
-        <w:pageBreakBefore w:val="0"/>
-        <w:widowControl/>
-        <w:spacing w:line="269" w:lineRule="auto" w:after="120" w:before="0"/>
-      </w:pPr>
-      <w:r>
-        <w:rPr>
-          <w:rFonts w:ascii="Arial" w:eastAsia="Arial" w:hAnsi="Arial"/>
-          <w:color w:val="000000"/>
-          <w:sz w:val="22"/>
-          <w:lang w:val="ky-KG"/>
-        </w:rPr>
-        <w:t>— жүрөгүндө сактай билген.</w:t>
-      </w:r>
-    </w:p>
-    <w:p>
-      <w:pPr>
-        <w:keepNext/>
-        <w:keepLines w:val="0"/>
-        <w:pageBreakBefore w:val="0"/>
-        <w:widowControl/>
-        <w:spacing w:line="269" w:lineRule="auto" w:after="120" w:before="0"/>
-      </w:pPr>
-      <w:r>
-        <w:rPr>
-          <w:rFonts w:ascii="Arial" w:eastAsia="Arial" w:hAnsi="Arial"/>
-          <w:color w:val="000000"/>
-          <w:sz w:val="22"/>
-          <w:lang w:val="ky-KG"/>
-        </w:rPr>
-        <w:t>Эң баалуу адам — укканын жүрөгүндө сырдай сактап, зарыл жерде, өз убагында гана айта билген адам. Бул баалуу белегиңиз үчүн чоң рахмат».</w:t>
-      </w:r>
-    </w:p>
-    <w:p>
-      <w:pPr>
-        <w:pStyle w:val="Moral"/>
-        <w:keepNext/>
-        <w:keepLines/>
-        <w:pageBreakBefore w:val="0"/>
-        <w:widowControl/>
-        <w:spacing w:before="120" w:after="120" w:line="269" w:lineRule="auto"/>
-        <w:ind w:left="240" w:right="240"/>
-        <w:rPr>
-          <w:lang/>
-        </w:rPr>
-      </w:pPr>
-      <w:r>
-        <w:rPr>
-          <w:rFonts w:ascii="Arial" w:hAnsi="Arial"/>
-          <w:b/>
-          <w:color w:val="000000"/>
-          <w:sz w:val="22"/>
-          <w:lang w:val="ky-KG"/>
-        </w:rPr>
-        <w:t>Сабак: Тилди тийиштүү жерде кармай билүү да акылмандык. Сырды сактап, керектүү сөздү керектүү жерде айткан адамдын баркы бийик.</w:t>
-      </w:r>
-      <w:r>
-        <w:rPr>
-          <w:rFonts w:ascii="Arial" w:hAnsi="Arial"/>
-          <w:color w:val="000000"/>
-          <w:sz w:val="22"/>
-          <w:lang w:val="ky-KG"/>
-        </w:rPr>
-      </w:r>
-    </w:p>
-    <w:p>
-      <w:pPr>
-        <w:keepNext w:val="0"/>
-        <w:keepLines w:val="0"/>
-        <w:pageBreakBefore w:val="0"/>
-        <w:widowControl/>
-        <w:spacing w:before="0" w:after="160" w:line="269" w:lineRule="auto"/>
-        <w:jc w:val="right"/>
-      </w:pPr>
-      <w:r>
-        <w:rPr>
-          <w:rFonts w:ascii="Arial" w:eastAsia="Arial" w:hAnsi="Arial" w:cs="Arial"/>
-          <w:i/>
-          <w:color w:val="000000"/>
-          <w:sz w:val="18"/>
-          <w:lang w:val="ky-KG"/>
-        </w:rPr>
-        <w:t>Аңгемелер ачык интернет булактарынан алынган, иллюстрациялар болсо ЖИ менен түзүлгөн.</w:t>
-      </w:r>
-    </w:p>
+        <w:t>Аңгемелер интернеттен чогултулуп, жасалма интеллекттин жардамы менен иштелип чыккан. Бардык сүрөттөр жасалма интеллект аркылуу түзүлгөн.</w:t>
+      </w:r>
+    </w:p>
+    <w:p/>
     <w:sectPr>
       <w:headerReference w:type="even" r:id="rId7"/>
       <w:headerReference w:type="default" r:id="rId8"/>
@@ -1104,7 +941,6 @@
     </w:pPr>
     <w:rPr>
       <w:rFonts w:asciiTheme="majorHAnsi" w:eastAsiaTheme="majorEastAsia" w:hAnsiTheme="majorHAnsi" w:cstheme="majorBidi"/>
-      <w:color w:val="000000"/>
       <w:sz w:val="40"/>
       <w:szCs w:val="40"/>
     </w:rPr>
@@ -1126,7 +962,6 @@
     </w:pPr>
     <w:rPr>
       <w:rFonts w:asciiTheme="majorHAnsi" w:eastAsiaTheme="majorEastAsia" w:hAnsiTheme="majorHAnsi" w:cstheme="majorBidi"/>
-      <w:color w:val="000000"/>
       <w:sz w:val="32"/>
       <w:szCs w:val="32"/>
     </w:rPr>
@@ -1149,7 +984,6 @@
     </w:pPr>
     <w:rPr>
       <w:rFonts w:eastAsiaTheme="majorEastAsia" w:cstheme="majorBidi"/>
-      <w:color w:val="000000"/>
       <w:sz w:val="28"/>
       <w:szCs w:val="28"/>
     </w:rPr>
@@ -1174,7 +1008,6 @@
       <w:rFonts w:eastAsiaTheme="majorEastAsia" w:cstheme="majorBidi"/>
       <w:i/>
       <w:iCs/>
-      <w:color w:val="000000"/>
     </w:rPr>
   </w:style>
   <w:style w:type="paragraph" w:styleId="Heading5">
@@ -1195,7 +1028,6 @@
     </w:pPr>
     <w:rPr>
       <w:rFonts w:eastAsiaTheme="majorEastAsia" w:cstheme="majorBidi"/>
-      <w:color w:val="000000"/>
     </w:rPr>
   </w:style>
   <w:style w:type="paragraph" w:styleId="Heading6">
@@ -1218,7 +1050,6 @@
       <w:rFonts w:eastAsiaTheme="majorEastAsia" w:cstheme="majorBidi"/>
       <w:i/>
       <w:iCs/>
-      <w:color w:val="000000"/>
     </w:rPr>
   </w:style>
   <w:style w:type="paragraph" w:styleId="Heading7">
@@ -1239,7 +1070,6 @@
     </w:pPr>
     <w:rPr>
       <w:rFonts w:eastAsiaTheme="majorEastAsia" w:cstheme="majorBidi"/>
-      <w:color w:val="000000"/>
     </w:rPr>
   </w:style>
   <w:style w:type="paragraph" w:styleId="Heading8">
@@ -1262,7 +1092,6 @@
       <w:rFonts w:eastAsiaTheme="majorEastAsia" w:cstheme="majorBidi"/>
       <w:i/>
       <w:iCs/>
-      <w:color w:val="000000"/>
     </w:rPr>
   </w:style>
   <w:style w:type="paragraph" w:styleId="Heading9">
@@ -1283,13 +1112,11 @@
     </w:pPr>
     <w:rPr>
       <w:rFonts w:eastAsiaTheme="majorEastAsia" w:cstheme="majorBidi"/>
-      <w:color w:val="000000"/>
     </w:rPr>
   </w:style>
   <w:style w:type="character" w:default="1" w:styleId="DefaultParagraphFont">
     <w:name w:val="Default Paragraph Font"/>
     <w:uiPriority w:val="1"/>
-    <w:semiHidden/>
     <w:unhideWhenUsed/>
   </w:style>
   <w:style w:type="table" w:default="1" w:styleId="TableNormal">
@@ -1445,7 +1272,6 @@
     </w:pPr>
     <w:rPr>
       <w:rFonts w:asciiTheme="majorHAnsi" w:eastAsiaTheme="majorEastAsia" w:hAnsiTheme="majorHAnsi" w:cstheme="majorBidi"/>
-      <w:color w:val="000000"/>
       <w:spacing w:val="-10"/>
       <w:kern w:val="28"/>
       <w:sz w:val="56"/>
@@ -1481,7 +1307,6 @@
     </w:pPr>
     <w:rPr>
       <w:rFonts w:eastAsiaTheme="majorEastAsia" w:cstheme="majorBidi"/>
-      <w:color w:val="000000"/>
       <w:spacing w:val="15"/>
       <w:sz w:val="28"/>
       <w:szCs w:val="28"/>
@@ -1516,7 +1341,6 @@
     <w:rPr>
       <w:i/>
       <w:iCs/>
-      <w:color w:val="000000"/>
     </w:rPr>
   </w:style>
   <w:style w:type="character" w:customStyle="1" w:styleId="QuoteChar">
@@ -1541,9 +1365,6 @@
       <w:ind w:left="720"/>
       <w:contextualSpacing/>
     </w:pPr>
-    <w:rPr>
-      <w:color w:val="000000"/>
-    </w:rPr>
   </w:style>
   <w:style w:type="character" w:styleId="IntenseEmphasis">
     <w:name w:val="Intense Emphasis"/>
@@ -1573,7 +1394,6 @@
     <w:rPr>
       <w:i/>
       <w:iCs/>
-      <w:color w:val="000000"/>
     </w:rPr>
   </w:style>
   <w:style w:type="character" w:customStyle="1" w:styleId="IntenseQuoteChar">
@@ -1613,9 +1433,6 @@
     <w:pPr>
       <w:spacing w:after="100"/>
     </w:pPr>
-    <w:rPr>
-      <w:color w:val="000000"/>
-    </w:rPr>
   </w:style>
   <w:style w:type="paragraph" w:customStyle="1" w:styleId="Moral">
     <w:name w:val="Moral"/>
@@ -1627,7 +1444,6 @@
     <w:rPr>
       <w:rFonts w:ascii="Arial" w:eastAsia="Arial" w:hAnsi="Arial"/>
       <w:i/>
-      <w:color w:val="000000"/>
       <w:kern w:val="0"/>
       <w:sz w:val="22"/>
       <w:szCs w:val="22"/>
@@ -1649,9 +1465,6 @@
       </w:tabs>
       <w:spacing w:after="0" w:line="240" w:lineRule="auto"/>
     </w:pPr>
-    <w:rPr>
-      <w:color w:val="000000"/>
-    </w:rPr>
   </w:style>
   <w:style w:type="character" w:customStyle="1" w:styleId="HeaderChar">
     <w:name w:val="Header Char"/>
@@ -1674,9 +1487,6 @@
       </w:tabs>
       <w:spacing w:after="0" w:line="240" w:lineRule="auto"/>
     </w:pPr>
-    <w:rPr>
-      <w:color w:val="000000"/>
-    </w:rPr>
   </w:style>
   <w:style w:type="character" w:customStyle="1" w:styleId="FooterChar">
     <w:name w:val="Footer Char"/>
@@ -1699,7 +1509,6 @@
     </w:pPr>
     <w:rPr>
       <w:rFonts w:eastAsiaTheme="minorEastAsia"/>
-      <w:color w:val="000000"/>
     </w:rPr>
   </w:style>
   <w:style w:type="paragraph" w:styleId="TOC3">
@@ -1716,7 +1525,6 @@
     </w:pPr>
     <w:rPr>
       <w:rFonts w:eastAsiaTheme="minorEastAsia"/>
-      <w:color w:val="000000"/>
     </w:rPr>
   </w:style>
   <w:style w:type="paragraph" w:styleId="TOC4">
@@ -1733,7 +1541,6 @@
     </w:pPr>
     <w:rPr>
       <w:rFonts w:eastAsiaTheme="minorEastAsia"/>
-      <w:color w:val="000000"/>
     </w:rPr>
   </w:style>
   <w:style w:type="paragraph" w:styleId="TOC5">
@@ -1750,7 +1557,6 @@
     </w:pPr>
     <w:rPr>
       <w:rFonts w:eastAsiaTheme="minorEastAsia"/>
-      <w:color w:val="000000"/>
     </w:rPr>
   </w:style>
   <w:style w:type="paragraph" w:styleId="TOC6">
@@ -1767,7 +1573,6 @@
     </w:pPr>
     <w:rPr>
       <w:rFonts w:eastAsiaTheme="minorEastAsia"/>
-      <w:color w:val="000000"/>
     </w:rPr>
   </w:style>
   <w:style w:type="paragraph" w:styleId="TOC7">
@@ -1784,7 +1589,6 @@
     </w:pPr>
     <w:rPr>
       <w:rFonts w:eastAsiaTheme="minorEastAsia"/>
-      <w:color w:val="000000"/>
     </w:rPr>
   </w:style>
   <w:style w:type="paragraph" w:styleId="TOC8">
@@ -1801,7 +1605,6 @@
     </w:pPr>
     <w:rPr>
       <w:rFonts w:eastAsiaTheme="minorEastAsia"/>
-      <w:color w:val="000000"/>
     </w:rPr>
   </w:style>
   <w:style w:type="paragraph" w:styleId="TOC9">
@@ -1818,7 +1621,6 @@
     </w:pPr>
     <w:rPr>
       <w:rFonts w:eastAsiaTheme="minorEastAsia"/>
-      <w:color w:val="000000"/>
     </w:rPr>
   </w:style>
   <w:style w:type="paragraph" w:styleId="TOCHeading">
@@ -1834,7 +1636,6 @@
       <w:outlineLvl w:val="9"/>
     </w:pPr>
     <w:rPr>
-      <w:color w:val="000000"/>
       <w:kern w:val="0"/>
       <w:sz w:val="32"/>
       <w:szCs w:val="32"/>
